--- a/Fase 2/Evidencias Proyecto/Evidencias de documentación/CitaJusta_Stack_Tecnologico_v0.2.docx
+++ b/Fase 2/Evidencias Proyecto/Evidencias de documentación/CitaJusta_Stack_Tecnologico_v0.2.docx
@@ -2380,7 +2380,7 @@
         <w:rPr/>
       </w:pPr>
       <w:r>
-        <w:t>La versión 0.2 sincroniza las decisiones tecnológicas con el estado real del repositorio al 04-10-2026. Se conservan las decisiones base válidas, se registra la implementación efectiva de Desktop, se fija Prisma 7.10.0 y se formaliza la planificación de integraciones externas de Sprint 8 y del cierre técnico de Sprint 9.</w:t>
+        <w:t>La revisión de 16-10-2026 actualiza el estado de las integraciones del Sprint 8, manteniendo el stack principal vigente: React/Vite, Tauri, NestJS, PostgreSQL y Prisma 7.10.0. HU-039 a HU-042 están integradas; HU-043 fue excluida y no se propone como dependencia futura del entregable.</w:t>
       </w:r>
     </w:p>
     <w:p>
@@ -7532,7 +7532,7 @@
         </w:rPr>
       </w:pPr>
       <w:r>
-        <w:t>16. Integraciones y despliegue planificados</w:t>
+        <w:t>16. Integraciones vigentes y despliegue pendiente</w:t>
       </w:r>
     </w:p>
     <w:p>
@@ -7542,7 +7542,7 @@
         <w:rPr/>
       </w:pPr>
       <w:r>
-        <w:t>Al 04-10-2026 se formalizan las siguientes decisiones y pendientes:</w:t>
+        <w:t>Al 16-10-2026, se verificaron los siguientes estados y pendientes:</w:t>
       </w:r>
     </w:p>
     <w:p>
@@ -7623,7 +7623,7 @@
         <w:rPr/>
       </w:pPr>
       <w:r>
-        <w:t>Correo transaccional: Resend planificado en HU-039. WhatsApp: HU-043 condicionado a proveedor, consentimiento, plantillas, costos y factibilidad.</w:t>
+        <w:t>Correo transaccional: Resend (HU-039, PR #153 fusionada), entregas asíncronas controladas, recepción real HTML comprobada en Gmail. Mejora visual V2 con logo CID implementada localmente y pendiente de validación visual/publicación. HU-043 WhatsApp: retirada del alcance, sin integración activa.</w:t>
       </w:r>
     </w:p>
     <w:p>
@@ -7650,7 +7650,7 @@
         <w:rPr/>
       </w:pPr>
       <w:r>
-        <w:t>Google OAuth/OIDC (HU-040), Google Calendar (HU-041) y Google Maps (HU-042) quedan planificados para Sprint 8 con integración desde backend/cliente según el caso y sin desplazar a CitaJusta como fuente de verdad.</w:t>
+        <w:t>Google OAuth/OIDC (HU-040, PR #156 fusionada), Google Calendar (HU-041, PR #159 fusionada) y visualización de sedes con OpenStreetMap y enlaces Google Maps (HU-042, PR #163 fusionada) están incorporados. Esta última no utiliza Google Maps JavaScript/Embed/Places API ni facturación de Google Maps Platform.</w:t>
       </w:r>
     </w:p>
     <w:p>
@@ -7714,7 +7714,7 @@
         <w:rPr/>
       </w:pPr>
       <w:r>
-        <w:t>Las integraciones externas deberán encapsularse mediante adaptadores y configuración segura. Los contratos exactos, scopes, consentimiento y estrategia de errores/reintentos se definen al refinar cada HU; no se agregan dependencias, endpoints o persistencia por anticipado.</w:t>
+        <w:t>Las integraciones mantienen configuración por ambiente y contratos de proveedor acotados, y no desplazan el dominio de NestJS ni crean una dependencia de servicios externos para confirmar reservas. Evitar incorporar nuevas APIs o almacenamiento sin una HU aprobada.</w:t>
       </w:r>
     </w:p>
     <w:p>
@@ -9193,6 +9193,25 @@
         <w:rPr>
           <w:rtl w:val="0"/>
         </w:rPr>
+      </w:r>
+    </w:p>
+    <w:p/>
+    <w:p>
+      <w:r>
+        <w:rPr>
+          <w:b/>
+        </w:rPr>
+        <w:t>Actualización documental — 16 de octubre de 2026</w:t>
+      </w:r>
+    </w:p>
+    <w:p>
+      <w:r>
+        <w:t>HU-043/RF-043 (WhatsApp Cloud API) fue excluida del alcance entregable el 15-10-2026 por restricciones empresariales del proveedor Meta en el contexto académico. La integración experimental se retiró del código; la PR documental #169 fue fusionada a main. La Issue #165 figura cerrada como COMPLETED, pero ese motivo de cierre no acredita implementación. No existe canal WhatsApp activo en la entrega. El cambio queda trazado en Scrum y decisiones técnicas; no se reescribe el historial del Sprint originalmente planificado.</w:t>
+      </w:r>
+    </w:p>
+    <w:p>
+      <w:r>
+        <w:t>Precaución local: citajusta_dev conserva una migración experimental de WhatsApp ya aplicada, ausente del árbol actual de migraciones. La reconciliación permanece pendiente de decisión y ensayo en base aislada; no usar reset, db push ni E2E con escrituras sobre esa base como atajo.</w:t>
       </w:r>
     </w:p>
     <w:sectPr>
